--- a/Tailored_CVs/Shinoy_ATG_Europe_E2E_Performance_Engineer.docx
+++ b/Tailored_CVs/Shinoy_ATG_Europe_E2E_Performance_Engineer.docx
@@ -70,7 +70,7 @@
           <w:b w:val="0"/>
           <w:sz w:val="19"/>
         </w:rPr>
-        <w:t>I am a QA Automation Engineer with over 8 years of experience building reliable testing frameworks, running pipelines in Linux environments, and validating software performance. I hold a valid EU residence permit and live in Amstelveen. I bring hands-on knowledge of Python, Docker, and remote server management through command-line tools. I am available to start immediately and ready to contribute to your mission performance activities.</w:t>
+        <w:t>I am a QA Automation Engineer with over 8 years of experience building scalable test frameworks and working within Linux environments. My background includes Python scripting, CI/CD pipeline setup, and validating complex software workflows for financial clients. I hold a valid EU residence permit and am based nearby in Amstelveen, ready to support testing and simulation requirements.</w:t>
       </w:r>
     </w:p>
     <w:p>
@@ -288,7 +288,7 @@
           <w:b w:val="0"/>
           <w:sz w:val="18"/>
         </w:rPr>
-        <w:t>▸ Operated and verified software components in remote Linux environments using commandline interfaces, SSH, and basic script executions.</w:t>
+        <w:t>▸ Operated and validated software workflows in remote Linux environments, utilizing commandline interfaces for execution and deployment tasks.</w:t>
       </w:r>
     </w:p>
     <w:p>
@@ -301,7 +301,7 @@
           <w:b w:val="0"/>
           <w:sz w:val="18"/>
         </w:rPr>
-        <w:t>▸ Utilized Python and C/C++ foundational knowledge to interpret runtime errors, follow general code structures, and troubleshoot build issues.</w:t>
+        <w:t>▸ Worked with Python and C/C++ general code structures, adjusting scripts and reviewing runtime error logs to support integration.</w:t>
       </w:r>
     </w:p>
     <w:p>
@@ -314,7 +314,7 @@
           <w:b w:val="0"/>
           <w:sz w:val="18"/>
         </w:rPr>
-        <w:t>▸ Managed Docker containerization for test environments, checking status, stopping or starting containers, and maintaining stable execution setups.</w:t>
+        <w:t>▸ Provisioned and managed test environments using Docker containers and automated CI/CD pipelines via Jenkins and AWS.</w:t>
       </w:r>
     </w:p>
     <w:p>
@@ -327,7 +327,7 @@
           <w:b w:val="0"/>
           <w:sz w:val="18"/>
         </w:rPr>
-        <w:t>▸ Worked with team members to track requirements verification, run automated test scripts, and report software anomalies for developer analysis.</w:t>
+        <w:t>▸ Streamlined test script generation and deployment tasks using AI tooling such as Gemini Code Assist.</w:t>
       </w:r>
     </w:p>
     <w:p>

--- a/Tailored_CVs/Shinoy_ATG_Europe_E2E_Performance_Engineer.docx
+++ b/Tailored_CVs/Shinoy_ATG_Europe_E2E_Performance_Engineer.docx
@@ -70,7 +70,7 @@
           <w:b w:val="0"/>
           <w:sz w:val="19"/>
         </w:rPr>
-        <w:t>I am a QA Automation Engineer with over 8 years of experience building scalable test frameworks and working within Linux environments. My background includes Python scripting, CI/CD pipeline setup, and validating complex software workflows for financial clients. I hold a valid EU residence permit and am based nearby in Amstelveen, ready to support testing and simulation requirements.</w:t>
+        <w:t>I am a QA Automation Engineer with over 8 years of experience working in Linux environments and building test frameworks. I hold a valid EU residence permit and am based in the Netherlands with immediate availability. I have hands-on experience using Python and managing software test components in remote environments.</w:t>
       </w:r>
     </w:p>
     <w:p>
@@ -288,7 +288,7 @@
           <w:b w:val="0"/>
           <w:sz w:val="18"/>
         </w:rPr>
-        <w:t>▸ Operated and validated software workflows in remote Linux environments, utilizing commandline interfaces for execution and deployment tasks.</w:t>
+        <w:t>▸ Operated and configured software test components and simulation scripts in remote Linux environments using command line interfaces.</w:t>
       </w:r>
     </w:p>
     <w:p>
@@ -301,7 +301,7 @@
           <w:b w:val="0"/>
           <w:sz w:val="18"/>
         </w:rPr>
-        <w:t>▸ Worked with Python and C/C++ general code structures, adjusting scripts and reviewing runtime error logs to support integration.</w:t>
+        <w:t>▸ Worked with Python and C/C++ software components to review general code structure and assist with test verification.</w:t>
       </w:r>
     </w:p>
     <w:p>
@@ -314,7 +314,7 @@
           <w:b w:val="0"/>
           <w:sz w:val="18"/>
         </w:rPr>
-        <w:t>▸ Provisioned and managed test environments using Docker containers and automated CI/CD pipelines via Jenkins and AWS.</w:t>
+        <w:t>▸ Performed software installation, integration, and environment setup in remote Linux servers to support engineering workflows.</w:t>
       </w:r>
     </w:p>
     <w:p>
@@ -327,7 +327,7 @@
           <w:b w:val="0"/>
           <w:sz w:val="18"/>
         </w:rPr>
-        <w:t>▸ Streamlined test script generation and deployment tasks using AI tooling such as Gemini Code Assist.</w:t>
+        <w:t>▸ Collaborated with crossfunctional teams to track verification status and review technical compliance for complex software projects.</w:t>
       </w:r>
     </w:p>
     <w:p>
